--- a/data/exports/kcet-trigonometric-ratios-and-identities_revision_notes.docx
+++ b/data/exports/kcet-trigonometric-ratios-and-identities_revision_notes.docx
@@ -189,7 +189,7 @@
                 <w:color w:val="2D3748"/>
                 <w:sz w:val="19"/>
               </w:rPr>
-              <w:t>Kcet Trigonometric Ratios And Identities - Core Application</w:t>
+              <w:t>Trigonometric Ratio And Identites — Standard Calculations &amp; Problem Archetypes</w:t>
             </w:r>
           </w:p>
         </w:tc>
@@ -209,7 +209,7 @@
               <w:rPr>
                 <w:sz w:val="19"/>
               </w:rPr>
-              <w:t>13 PYQs</w:t>
+              <w:t>11 PYQs</w:t>
             </w:r>
           </w:p>
         </w:tc>
@@ -230,7 +230,181 @@
                 <w:color w:val="718096"/>
                 <w:sz w:val="19"/>
               </w:rPr>
-              <w:t>General Concept</w:t>
+              <w:t>Quantitative Analysis</w:t>
+            </w:r>
+          </w:p>
+        </w:tc>
+      </w:tr>
+      <w:tr>
+        <w:tc>
+          <w:tcPr>
+            <w:tcW w:type="dxa" w:w="2160"/>
+            <w:shd w:fill="FFFFFF"/>
+            <w:tcMar>
+              <w:top w:w="80" w:type="dxa"/>
+              <w:bottom w:w="80" w:type="dxa"/>
+              <w:left w:w="150" w:type="dxa"/>
+              <w:right w:w="150" w:type="dxa"/>
+            </w:tcMar>
+          </w:tcPr>
+          <w:p>
+            <w:r>
+              <w:rPr>
+                <w:b/>
+                <w:color w:val="718096"/>
+                <w:sz w:val="19"/>
+              </w:rPr>
+              <w:t>Standard</w:t>
+            </w:r>
+          </w:p>
+        </w:tc>
+        <w:tc>
+          <w:tcPr>
+            <w:tcW w:type="dxa" w:w="4320"/>
+            <w:shd w:fill="FFFFFF"/>
+            <w:tcMar>
+              <w:top w:w="80" w:type="dxa"/>
+              <w:bottom w:w="80" w:type="dxa"/>
+              <w:left w:w="150" w:type="dxa"/>
+              <w:right w:w="150" w:type="dxa"/>
+            </w:tcMar>
+          </w:tcPr>
+          <w:p>
+            <w:r>
+              <w:rPr>
+                <w:b/>
+                <w:color w:val="2D3748"/>
+                <w:sz w:val="19"/>
+              </w:rPr>
+              <w:t>Trigonometric Ratio And Identites — Core Principles &amp; Governing Laws</w:t>
+            </w:r>
+          </w:p>
+        </w:tc>
+        <w:tc>
+          <w:tcPr>
+            <w:tcW w:type="dxa" w:w="1728"/>
+            <w:shd w:fill="FFFFFF"/>
+            <w:tcMar>
+              <w:top w:w="80" w:type="dxa"/>
+              <w:bottom w:w="80" w:type="dxa"/>
+              <w:left w:w="150" w:type="dxa"/>
+              <w:right w:w="150" w:type="dxa"/>
+            </w:tcMar>
+          </w:tcPr>
+          <w:p>
+            <w:r>
+              <w:rPr>
+                <w:sz w:val="19"/>
+              </w:rPr>
+              <w:t>1 PYQs</w:t>
+            </w:r>
+          </w:p>
+        </w:tc>
+        <w:tc>
+          <w:tcPr>
+            <w:tcW w:type="dxa" w:w="1872"/>
+            <w:shd w:fill="FFFFFF"/>
+            <w:tcMar>
+              <w:top w:w="80" w:type="dxa"/>
+              <w:bottom w:w="80" w:type="dxa"/>
+              <w:left w:w="150" w:type="dxa"/>
+              <w:right w:w="150" w:type="dxa"/>
+            </w:tcMar>
+          </w:tcPr>
+          <w:p>
+            <w:r>
+              <w:rPr>
+                <w:color w:val="718096"/>
+                <w:sz w:val="19"/>
+              </w:rPr>
+              <w:t>Core Principle</w:t>
+            </w:r>
+          </w:p>
+        </w:tc>
+      </w:tr>
+      <w:tr>
+        <w:tc>
+          <w:tcPr>
+            <w:tcW w:type="dxa" w:w="2160"/>
+            <w:shd w:fill="F7FAFC"/>
+            <w:tcMar>
+              <w:top w:w="80" w:type="dxa"/>
+              <w:bottom w:w="80" w:type="dxa"/>
+              <w:left w:w="150" w:type="dxa"/>
+              <w:right w:w="150" w:type="dxa"/>
+            </w:tcMar>
+          </w:tcPr>
+          <w:p>
+            <w:r>
+              <w:rPr>
+                <w:b/>
+                <w:color w:val="718096"/>
+                <w:sz w:val="19"/>
+              </w:rPr>
+              <w:t>Standard</w:t>
+            </w:r>
+          </w:p>
+        </w:tc>
+        <w:tc>
+          <w:tcPr>
+            <w:tcW w:type="dxa" w:w="4320"/>
+            <w:shd w:fill="F7FAFC"/>
+            <w:tcMar>
+              <w:top w:w="80" w:type="dxa"/>
+              <w:bottom w:w="80" w:type="dxa"/>
+              <w:left w:w="150" w:type="dxa"/>
+              <w:right w:w="150" w:type="dxa"/>
+            </w:tcMar>
+          </w:tcPr>
+          <w:p>
+            <w:r>
+              <w:rPr>
+                <w:b/>
+                <w:color w:val="2D3748"/>
+                <w:sz w:val="19"/>
+              </w:rPr>
+              <w:t>Trigonometric Ratio And Identites — Applied Cases, Reactions &amp; Traps</w:t>
+            </w:r>
+          </w:p>
+        </w:tc>
+        <w:tc>
+          <w:tcPr>
+            <w:tcW w:type="dxa" w:w="1728"/>
+            <w:shd w:fill="F7FAFC"/>
+            <w:tcMar>
+              <w:top w:w="80" w:type="dxa"/>
+              <w:bottom w:w="80" w:type="dxa"/>
+              <w:left w:w="150" w:type="dxa"/>
+              <w:right w:w="150" w:type="dxa"/>
+            </w:tcMar>
+          </w:tcPr>
+          <w:p>
+            <w:r>
+              <w:rPr>
+                <w:sz w:val="19"/>
+              </w:rPr>
+              <w:t>1 PYQs</w:t>
+            </w:r>
+          </w:p>
+        </w:tc>
+        <w:tc>
+          <w:tcPr>
+            <w:tcW w:type="dxa" w:w="1872"/>
+            <w:shd w:fill="F7FAFC"/>
+            <w:tcMar>
+              <w:top w:w="80" w:type="dxa"/>
+              <w:bottom w:w="80" w:type="dxa"/>
+              <w:left w:w="150" w:type="dxa"/>
+              <w:right w:w="150" w:type="dxa"/>
+            </w:tcMar>
+          </w:tcPr>
+          <w:p>
+            <w:r>
+              <w:rPr>
+                <w:color w:val="718096"/>
+                <w:sz w:val="19"/>
+              </w:rPr>
+              <w:t>Applied Topics</w:t>
             </w:r>
           </w:p>
         </w:tc>
@@ -311,6 +485,144 @@
           </w:p>
         </w:tc>
       </w:tr>
+      <w:tr>
+        <w:tc>
+          <w:tcPr>
+            <w:tcW w:type="dxa" w:w="3600"/>
+            <w:shd w:fill="F7FAFC"/>
+            <w:tcMar>
+              <w:top w:w="100" w:type="dxa"/>
+              <w:bottom w:w="100" w:type="dxa"/>
+              <w:left w:w="150" w:type="dxa"/>
+              <w:right w:w="150" w:type="dxa"/>
+            </w:tcMar>
+          </w:tcPr>
+          <w:p>
+            <w:r>
+              <w:rPr>
+                <w:b/>
+                <w:color w:val="1A365D"/>
+                <w:sz w:val="19"/>
+              </w:rPr>
+              <w:t>Trigonometric Ratio And Identites — Standard Calculations &amp; Problem Archetypes</w:t>
+            </w:r>
+          </w:p>
+        </w:tc>
+        <w:tc>
+          <w:tcPr>
+            <w:tcW w:type="dxa" w:w="6480"/>
+            <w:shd w:fill="F7FAFC"/>
+            <w:tcMar>
+              <w:top w:w="100" w:type="dxa"/>
+              <w:bottom w:w="100" w:type="dxa"/>
+              <w:left w:w="150" w:type="dxa"/>
+              <w:right w:w="150" w:type="dxa"/>
+            </w:tcMar>
+          </w:tcPr>
+          <w:p>
+            <w:r>
+              <w:rPr>
+                <w:rFonts w:ascii="Cambria Math" w:hAnsi="Cambria Math"/>
+                <w:color w:val="2D3748"/>
+                <w:sz w:val="19"/>
+              </w:rPr>
+              <w:t>sin(x+\frac{\pi}{6})+cos(x+\frac{\pi}{6}), \quad sin\frac{5\pi}{12}sin\frac{\pi}{12}, \quad tan1^{\circ}tan2^{\circ}tan3^{\circ}\dotstan89^{\circ}</w:t>
+            </w:r>
+          </w:p>
+        </w:tc>
+      </w:tr>
+      <w:tr>
+        <w:tc>
+          <w:tcPr>
+            <w:tcW w:type="dxa" w:w="3600"/>
+            <w:shd w:fill="FFFFFF"/>
+            <w:tcMar>
+              <w:top w:w="100" w:type="dxa"/>
+              <w:bottom w:w="100" w:type="dxa"/>
+              <w:left w:w="150" w:type="dxa"/>
+              <w:right w:w="150" w:type="dxa"/>
+            </w:tcMar>
+          </w:tcPr>
+          <w:p>
+            <w:r>
+              <w:rPr>
+                <w:b/>
+                <w:color w:val="1A365D"/>
+                <w:sz w:val="19"/>
+              </w:rPr>
+              <w:t>Trigonometric Ratio And Identites — Core Principles &amp; Governing Laws</w:t>
+            </w:r>
+          </w:p>
+        </w:tc>
+        <w:tc>
+          <w:tcPr>
+            <w:tcW w:type="dxa" w:w="6480"/>
+            <w:shd w:fill="FFFFFF"/>
+            <w:tcMar>
+              <w:top w:w="100" w:type="dxa"/>
+              <w:bottom w:w="100" w:type="dxa"/>
+              <w:left w:w="150" w:type="dxa"/>
+              <w:right w:w="150" w:type="dxa"/>
+            </w:tcMar>
+          </w:tcPr>
+          <w:p>
+            <w:r>
+              <w:rPr>
+                <w:rFonts w:ascii="Cambria Math" w:hAnsi="Cambria Math"/>
+                <w:color w:val="2D3748"/>
+                <w:sz w:val="19"/>
+              </w:rPr>
+              <w:t>y=\sqrt{2+\sqrt{2+\sqrt{2+2cos8\theta}}}, \quad \sqrt{2+\sqrt{2+\sqrt{2+2cos8\theta}}}=</w:t>
+            </w:r>
+          </w:p>
+        </w:tc>
+      </w:tr>
+      <w:tr>
+        <w:tc>
+          <w:tcPr>
+            <w:tcW w:type="dxa" w:w="3600"/>
+            <w:shd w:fill="F7FAFC"/>
+            <w:tcMar>
+              <w:top w:w="100" w:type="dxa"/>
+              <w:bottom w:w="100" w:type="dxa"/>
+              <w:left w:w="150" w:type="dxa"/>
+              <w:right w:w="150" w:type="dxa"/>
+            </w:tcMar>
+          </w:tcPr>
+          <w:p>
+            <w:r>
+              <w:rPr>
+                <w:b/>
+                <w:color w:val="1A365D"/>
+                <w:sz w:val="19"/>
+              </w:rPr>
+              <w:t>Trigonometric Ratio And Identites — Applied Cases, Reactions &amp; Traps</w:t>
+            </w:r>
+          </w:p>
+        </w:tc>
+        <w:tc>
+          <w:tcPr>
+            <w:tcW w:type="dxa" w:w="6480"/>
+            <w:shd w:fill="F7FAFC"/>
+            <w:tcMar>
+              <w:top w:w="100" w:type="dxa"/>
+              <w:bottom w:w="100" w:type="dxa"/>
+              <w:left w:w="150" w:type="dxa"/>
+              <w:right w:w="150" w:type="dxa"/>
+            </w:tcMar>
+          </w:tcPr>
+          <w:p>
+            <w:r>
+              <w:rPr>
+                <w:rFonts w:ascii="Cambria Math" w:hAnsi="Cambria Math"/>
+                <w:color w:val="2D3748"/>
+                <w:sz w:val="19"/>
+              </w:rPr>
+              <w:t>cos5\pi=cos(\pi+4\pi)=-1,cos4\pi=1, \quad sin2\pi=0,sin(-2\pi)=-sin2\pi=0</w:t>
+            </w:r>
+          </w:p>
+        </w:tc>
+      </w:tr>
     </w:tbl>
     <w:p>
       <w:pPr>
@@ -338,7 +650,7 @@
           <w:color w:val="2B6CB0"/>
           <w:sz w:val="24"/>
         </w:rPr>
-        <w:t>3.1 Kcet Trigonometric Ratios And Identities - Core Application (High Yield — 13 PYQs)</w:t>
+        <w:t>3.1 Trigonometric Ratio And Identites — Standard Calculations &amp; Problem Archetypes (High Yield — 11 PYQs)</w:t>
       </w:r>
     </w:p>
     <w:p>
@@ -353,7 +665,7 @@
         <w:rPr>
           <w:sz w:val="20"/>
         </w:rPr>
-        <w:t>Key problem pattern in Kcet Trigonometric Ratios And Identities.</w:t>
+        <w:t>Quantitative numerical problem-solving techniques and standard question patterns frequently seen in Trigonometric Ratio And Identites.</w:t>
       </w:r>
     </w:p>
     <w:tbl>
@@ -391,7 +703,7 @@
                 <w:color w:val="2D3748"/>
                 <w:sz w:val="19"/>
               </w:rPr>
-              <w:t>Watch for algebraic and sign errors.</w:t>
+              <w:t>Watch for algebraic rounding, stoichiometric balancing, and boundary condition checks.</w:t>
             </w:r>
           </w:p>
         </w:tc>
@@ -432,7 +744,7 @@
                 <w:color w:val="2D3748"/>
                 <w:sz w:val="19"/>
               </w:rPr>
-              <w:t>Verify dimensions and boundary conditions.</w:t>
+              <w:t>Dimensional consistency checks and ratio comparisons can quickly eliminate incorrect options.</w:t>
             </w:r>
           </w:p>
         </w:tc>
@@ -503,6 +815,314 @@
           <w:sz w:val="18"/>
         </w:rPr>
         <w:t>[Ans: D]</w:t>
+      </w:r>
+    </w:p>
+    <w:p>
+      <w:pPr>
+        <w:pStyle w:val="ListBullet"/>
+        <w:spacing w:after="40"/>
+      </w:pPr>
+      <w:r>
+        <w:rPr>
+          <w:b/>
+          <w:sz w:val="18"/>
+        </w:rPr>
+        <w:t xml:space="preserve">[2025 Shift] Q#4 (MCQ): </w:t>
+      </w:r>
+      <w:r>
+        <w:rPr>
+          <w:sz w:val="18"/>
+        </w:rPr>
+        <w:t xml:space="preserve">"The minimum value of 1-sinx is..."  </w:t>
+      </w:r>
+      <w:r>
+        <w:rPr>
+          <w:b/>
+          <w:color w:val="2B6CB0"/>
+          <w:sz w:val="18"/>
+        </w:rPr>
+        <w:t>[Ans: N/A]</w:t>
+      </w:r>
+    </w:p>
+    <w:p>
+      <w:pPr>
+        <w:spacing w:after="120"/>
+      </w:pPr>
+    </w:p>
+    <w:p>
+      <w:pPr>
+        <w:pStyle w:val="Heading2"/>
+      </w:pPr>
+      <w:r>
+        <w:rPr>
+          <w:color w:val="2B6CB0"/>
+          <w:sz w:val="24"/>
+        </w:rPr>
+        <w:t>3.2 Trigonometric Ratio And Identites — Core Principles &amp; Governing Laws (Standard Yield — 1 PYQs)</w:t>
+      </w:r>
+    </w:p>
+    <w:p>
+      <w:r>
+        <w:rPr>
+          <w:b/>
+          <w:sz w:val="20"/>
+        </w:rPr>
+        <w:t xml:space="preserve">Core Principle: </w:t>
+      </w:r>
+      <w:r>
+        <w:rPr>
+          <w:sz w:val="20"/>
+        </w:rPr>
+        <w:t>Fundamental definitions, core postulates, and governing physical/chemical relations in Trigonometric Ratio And Identites.</w:t>
+      </w:r>
+    </w:p>
+    <w:tbl>
+      <w:tblPr>
+        <w:tblW w:type="auto" w:w="0"/>
+        <w:jc w:val="center"/>
+        <w:tblLook w:firstColumn="1" w:firstRow="1" w:lastColumn="0" w:lastRow="0" w:noHBand="0" w:noVBand="1" w:val="04A0"/>
+      </w:tblPr>
+      <w:tblGrid>
+        <w:gridCol w:w="10080"/>
+      </w:tblGrid>
+      <w:tr>
+        <w:tc>
+          <w:tcPr>
+            <w:tcW w:type="dxa" w:w="10080"/>
+            <w:shd w:fill="FFF5F5"/>
+            <w:tcMar>
+              <w:top w:w="100" w:type="dxa"/>
+              <w:bottom w:w="100" w:type="dxa"/>
+              <w:left w:w="150" w:type="dxa"/>
+              <w:right w:w="150" w:type="dxa"/>
+            </w:tcMar>
+          </w:tcPr>
+          <w:p>
+            <w:r>
+              <w:rPr>
+                <w:b/>
+                <w:color w:val="C53030"/>
+                <w:sz w:val="19"/>
+              </w:rPr>
+              <w:t xml:space="preserve">⚠️ Common Trap / JEE Pitfall: </w:t>
+            </w:r>
+            <w:r>
+              <w:rPr>
+                <w:color w:val="2D3748"/>
+                <w:sz w:val="19"/>
+              </w:rPr>
+              <w:t>Carefully verify units, standard reference states, and sign conventions in Trigonometric Ratio And Identites.</w:t>
+            </w:r>
+          </w:p>
+        </w:tc>
+      </w:tr>
+    </w:tbl>
+    <w:tbl>
+      <w:tblPr>
+        <w:tblW w:type="auto" w:w="0"/>
+        <w:jc w:val="center"/>
+        <w:tblLook w:firstColumn="1" w:firstRow="1" w:lastColumn="0" w:lastRow="0" w:noHBand="0" w:noVBand="1" w:val="04A0"/>
+      </w:tblPr>
+      <w:tblGrid>
+        <w:gridCol w:w="10080"/>
+      </w:tblGrid>
+      <w:tr>
+        <w:tc>
+          <w:tcPr>
+            <w:tcW w:type="dxa" w:w="10080"/>
+            <w:shd w:fill="F0FFF4"/>
+            <w:tcMar>
+              <w:top w:w="100" w:type="dxa"/>
+              <w:bottom w:w="100" w:type="dxa"/>
+              <w:left w:w="150" w:type="dxa"/>
+              <w:right w:w="150" w:type="dxa"/>
+            </w:tcMar>
+          </w:tcPr>
+          <w:p>
+            <w:r>
+              <w:rPr>
+                <w:b/>
+                <w:color w:val="276749"/>
+                <w:sz w:val="19"/>
+              </w:rPr>
+              <w:t xml:space="preserve">💡 Speed Hack / Trick: </w:t>
+            </w:r>
+            <w:r>
+              <w:rPr>
+                <w:color w:val="2D3748"/>
+                <w:sz w:val="19"/>
+              </w:rPr>
+              <w:t>Focus on high-yield formulas and standard limiting approximations tested in Trigonometric Ratio And Identites PYQs.</w:t>
+            </w:r>
+          </w:p>
+        </w:tc>
+      </w:tr>
+    </w:tbl>
+    <w:p>
+      <w:pPr>
+        <w:spacing w:before="120" w:after="40"/>
+      </w:pPr>
+      <w:r>
+        <w:rPr>
+          <w:b/>
+          <w:color w:val="1A365D"/>
+          <w:sz w:val="19"/>
+        </w:rPr>
+        <w:t>Source PYQs testing this concept:</w:t>
+      </w:r>
+    </w:p>
+    <w:p>
+      <w:pPr>
+        <w:pStyle w:val="ListBullet"/>
+        <w:spacing w:after="40"/>
+      </w:pPr>
+      <w:r>
+        <w:rPr>
+          <w:b/>
+          <w:sz w:val="18"/>
+        </w:rPr>
+        <w:t xml:space="preserve">[2022 Shift] Q#3 (MCQ): </w:t>
+      </w:r>
+      <w:r>
+        <w:rPr>
+          <w:sz w:val="18"/>
+        </w:rPr>
+        <w:t xml:space="preserve">"√(2+\sqrt2+\sqrt2+2cos8θ)=..."  </w:t>
+      </w:r>
+      <w:r>
+        <w:rPr>
+          <w:b/>
+          <w:color w:val="2B6CB0"/>
+          <w:sz w:val="18"/>
+        </w:rPr>
+        <w:t>[Ans: N/A]</w:t>
+      </w:r>
+    </w:p>
+    <w:p>
+      <w:pPr>
+        <w:spacing w:after="120"/>
+      </w:pPr>
+    </w:p>
+    <w:p>
+      <w:pPr>
+        <w:pStyle w:val="Heading2"/>
+      </w:pPr>
+      <w:r>
+        <w:rPr>
+          <w:color w:val="2B6CB0"/>
+          <w:sz w:val="24"/>
+        </w:rPr>
+        <w:t>3.3 Trigonometric Ratio And Identites — Applied Cases, Reactions &amp; Traps (Standard Yield — 1 PYQs)</w:t>
+      </w:r>
+    </w:p>
+    <w:p>
+      <w:r>
+        <w:rPr>
+          <w:b/>
+          <w:sz w:val="20"/>
+        </w:rPr>
+        <w:t xml:space="preserve">Core Principle: </w:t>
+      </w:r>
+      <w:r>
+        <w:rPr>
+          <w:sz w:val="20"/>
+        </w:rPr>
+        <w:t>Special cases, experimental observations, and conceptual traps designed to test deep understanding of Trigonometric Ratio And Identites.</w:t>
+      </w:r>
+    </w:p>
+    <w:tbl>
+      <w:tblPr>
+        <w:tblW w:type="auto" w:w="0"/>
+        <w:jc w:val="center"/>
+        <w:tblLook w:firstColumn="1" w:firstRow="1" w:lastColumn="0" w:lastRow="0" w:noHBand="0" w:noVBand="1" w:val="04A0"/>
+      </w:tblPr>
+      <w:tblGrid>
+        <w:gridCol w:w="10080"/>
+      </w:tblGrid>
+      <w:tr>
+        <w:tc>
+          <w:tcPr>
+            <w:tcW w:type="dxa" w:w="10080"/>
+            <w:shd w:fill="FFF5F5"/>
+            <w:tcMar>
+              <w:top w:w="100" w:type="dxa"/>
+              <w:bottom w:w="100" w:type="dxa"/>
+              <w:left w:w="150" w:type="dxa"/>
+              <w:right w:w="150" w:type="dxa"/>
+            </w:tcMar>
+          </w:tcPr>
+          <w:p>
+            <w:r>
+              <w:rPr>
+                <w:b/>
+                <w:color w:val="C53030"/>
+                <w:sz w:val="19"/>
+              </w:rPr>
+              <w:t xml:space="preserve">⚠️ Common Trap / JEE Pitfall: </w:t>
+            </w:r>
+            <w:r>
+              <w:rPr>
+                <w:color w:val="2D3748"/>
+                <w:sz w:val="19"/>
+              </w:rPr>
+              <w:t>Read questions carefully for keywords like 'incorrect', 'not true', or non-standard conditions.</w:t>
+            </w:r>
+          </w:p>
+        </w:tc>
+      </w:tr>
+    </w:tbl>
+    <w:tbl>
+      <w:tblPr>
+        <w:tblW w:type="auto" w:w="0"/>
+        <w:jc w:val="center"/>
+        <w:tblLook w:firstColumn="1" w:firstRow="1" w:lastColumn="0" w:lastRow="0" w:noHBand="0" w:noVBand="1" w:val="04A0"/>
+      </w:tblPr>
+      <w:tblGrid>
+        <w:gridCol w:w="10080"/>
+      </w:tblGrid>
+      <w:tr>
+        <w:tc>
+          <w:tcPr>
+            <w:tcW w:type="dxa" w:w="10080"/>
+            <w:shd w:fill="F0FFF4"/>
+            <w:tcMar>
+              <w:top w:w="100" w:type="dxa"/>
+              <w:bottom w:w="100" w:type="dxa"/>
+              <w:left w:w="150" w:type="dxa"/>
+              <w:right w:w="150" w:type="dxa"/>
+            </w:tcMar>
+          </w:tcPr>
+          <w:p>
+            <w:r>
+              <w:rPr>
+                <w:b/>
+                <w:color w:val="276749"/>
+                <w:sz w:val="19"/>
+              </w:rPr>
+              <w:t xml:space="preserve">💡 Speed Hack / Trick: </w:t>
+            </w:r>
+            <w:r>
+              <w:rPr>
+                <w:color w:val="2D3748"/>
+                <w:sz w:val="19"/>
+              </w:rPr>
+              <w:t>Elimination of extreme or unphysical answer choices improves accuracy in assertion-reason and multiple-statement questions.</w:t>
+            </w:r>
+          </w:p>
+        </w:tc>
+      </w:tr>
+    </w:tbl>
+    <w:p>
+      <w:pPr>
+        <w:spacing w:before="120" w:after="40"/>
+      </w:pPr>
+      <w:r>
+        <w:rPr>
+          <w:b/>
+          <w:color w:val="1A365D"/>
+          <w:sz w:val="19"/>
+        </w:rPr>
+        <w:t>Source PYQs testing this concept:</w:t>
       </w:r>
     </w:p>
     <w:p>
@@ -662,6 +1282,248 @@
               <w:t>Solution Analysis:</w:t>
               <w:br/>
               <w:t>Put x=tanθ . The given equation is tan^2θ-4tanθ+1=0 So, x^2-4x+1=0 Using the quadratic formula, x=\frac4 ± √(16-4)2 x=\frac4 ± 2√(3)2 x=2 ± √(3) Now, tan15°=2-√(3) and tan75°=2+√(3) So the two angles satisfying the equation are 15°and75° Here the angles are α-β and α+β . Since α+β is greater than α-β , α-β=15° and α+β=75° Adding both equations, 2α=90° α=45° Now, α-β=15° 45°-β=15° β=30° So, α=45°,β=30° Hence the correct option is Option A45°,30°</w:t>
+            </w:r>
+          </w:p>
+        </w:tc>
+      </w:tr>
+    </w:tbl>
+    <w:p>
+      <w:pPr>
+        <w:spacing w:after="120"/>
+      </w:pPr>
+    </w:p>
+    <w:p>
+      <w:pPr>
+        <w:spacing w:before="160" w:after="40"/>
+      </w:pPr>
+      <w:r>
+        <w:rPr>
+          <w:b/>
+          <w:color w:val="1A365D"/>
+          <w:sz w:val="22"/>
+        </w:rPr>
+        <w:t>Benchmark Problem 2: KCET 2025 (Q#3)</w:t>
+      </w:r>
+    </w:p>
+    <w:p>
+      <w:pPr>
+        <w:spacing w:after="80"/>
+      </w:pPr>
+      <w:r>
+        <w:rPr>
+          <w:sz w:val="20"/>
+        </w:rPr>
+        <w:t>Which of the following is not correct?</w:t>
+      </w:r>
+    </w:p>
+    <w:p>
+      <w:pPr>
+        <w:pStyle w:val="ListBullet"/>
+        <w:spacing w:after="20"/>
+      </w:pPr>
+      <w:r>
+        <w:rPr>
+          <w:sz w:val="19"/>
+        </w:rPr>
+        <w:t>(A) cos5π=cos4π</w:t>
+      </w:r>
+    </w:p>
+    <w:p>
+      <w:pPr>
+        <w:pStyle w:val="ListBullet"/>
+        <w:spacing w:after="20"/>
+      </w:pPr>
+      <w:r>
+        <w:rPr>
+          <w:sz w:val="19"/>
+        </w:rPr>
+        <w:t>(B) sin2π=sin(-2π)</w:t>
+      </w:r>
+    </w:p>
+    <w:p>
+      <w:pPr>
+        <w:pStyle w:val="ListBullet"/>
+        <w:spacing w:after="20"/>
+      </w:pPr>
+      <w:r>
+        <w:rPr>
+          <w:sz w:val="19"/>
+        </w:rPr>
+        <w:t>(C) sin4π=sin6π</w:t>
+      </w:r>
+    </w:p>
+    <w:p>
+      <w:pPr>
+        <w:pStyle w:val="ListBullet"/>
+        <w:spacing w:after="20"/>
+      </w:pPr>
+      <w:r>
+        <w:rPr>
+          <w:sz w:val="19"/>
+        </w:rPr>
+        <w:t>(D) tan45°=tan(-315°)</w:t>
+      </w:r>
+    </w:p>
+    <w:tbl>
+      <w:tblPr>
+        <w:tblW w:type="auto" w:w="0"/>
+        <w:jc w:val="center"/>
+        <w:tblLook w:firstColumn="1" w:firstRow="1" w:lastColumn="0" w:lastRow="0" w:noHBand="0" w:noVBand="1" w:val="04A0"/>
+      </w:tblPr>
+      <w:tblGrid>
+        <w:gridCol w:w="10080"/>
+      </w:tblGrid>
+      <w:tr>
+        <w:tc>
+          <w:tcPr>
+            <w:tcW w:type="dxa" w:w="10080"/>
+            <w:shd w:fill="F7FAFC"/>
+            <w:tcMar>
+              <w:top w:w="100" w:type="dxa"/>
+              <w:bottom w:w="100" w:type="dxa"/>
+              <w:left w:w="150" w:type="dxa"/>
+              <w:right w:w="150" w:type="dxa"/>
+            </w:tcMar>
+          </w:tcPr>
+          <w:p>
+            <w:r>
+              <w:rPr>
+                <w:b/>
+                <w:color w:val="1A365D"/>
+                <w:sz w:val="19"/>
+              </w:rPr>
+              <w:t>Correct Answer: None</w:t>
+              <w:br/>
+            </w:r>
+            <w:r>
+              <w:rPr>
+                <w:color w:val="2D3748"/>
+                <w:sz w:val="18"/>
+              </w:rPr>
+              <w:t>Solution Analysis:</w:t>
+              <w:br/>
+              <w:t>Let’s check each identity: Option A: cos5π=cos(π+4π)=-1,cos4π=1 These are not equal, so A is false. Option B: sin2π=0,sin(-2π)=-sin2π=0 Option C: sin4π=0,sin6π=0 Option D: tan45°=1,tan(-315°)=tan(45°)=1 Only Option A fails, so the incorrect statement is Option A.</w:t>
+            </w:r>
+          </w:p>
+        </w:tc>
+      </w:tr>
+    </w:tbl>
+    <w:p>
+      <w:pPr>
+        <w:spacing w:after="120"/>
+      </w:pPr>
+    </w:p>
+    <w:p>
+      <w:pPr>
+        <w:spacing w:before="160" w:after="40"/>
+      </w:pPr>
+      <w:r>
+        <w:rPr>
+          <w:b/>
+          <w:color w:val="1A365D"/>
+          <w:sz w:val="22"/>
+        </w:rPr>
+        <w:t>Benchmark Problem 3: KCET 2022 (Q#3)</w:t>
+      </w:r>
+    </w:p>
+    <w:p>
+      <w:pPr>
+        <w:spacing w:after="80"/>
+      </w:pPr>
+      <w:r>
+        <w:rPr>
+          <w:sz w:val="20"/>
+        </w:rPr>
+        <w:t>√(2+\sqrt2+\sqrt2+2cos8θ)=</w:t>
+      </w:r>
+    </w:p>
+    <w:p>
+      <w:pPr>
+        <w:pStyle w:val="ListBullet"/>
+        <w:spacing w:after="20"/>
+      </w:pPr>
+      <w:r>
+        <w:rPr>
+          <w:sz w:val="19"/>
+        </w:rPr>
+        <w:t>(A) sin2θ</w:t>
+      </w:r>
+    </w:p>
+    <w:p>
+      <w:pPr>
+        <w:pStyle w:val="ListBullet"/>
+        <w:spacing w:after="20"/>
+      </w:pPr>
+      <w:r>
+        <w:rPr>
+          <w:sz w:val="19"/>
+        </w:rPr>
+        <w:t>(B) 2cosθ</w:t>
+      </w:r>
+    </w:p>
+    <w:p>
+      <w:pPr>
+        <w:pStyle w:val="ListBullet"/>
+        <w:spacing w:after="20"/>
+      </w:pPr>
+      <w:r>
+        <w:rPr>
+          <w:sz w:val="19"/>
+        </w:rPr>
+        <w:t>(C) 2sinθ</w:t>
+      </w:r>
+    </w:p>
+    <w:p>
+      <w:pPr>
+        <w:pStyle w:val="ListBullet"/>
+        <w:spacing w:after="20"/>
+      </w:pPr>
+      <w:r>
+        <w:rPr>
+          <w:sz w:val="19"/>
+        </w:rPr>
+        <w:t>(D) 2cos(θ / 2)</w:t>
+      </w:r>
+    </w:p>
+    <w:tbl>
+      <w:tblPr>
+        <w:tblW w:type="auto" w:w="0"/>
+        <w:jc w:val="center"/>
+        <w:tblLook w:firstColumn="1" w:firstRow="1" w:lastColumn="0" w:lastRow="0" w:noHBand="0" w:noVBand="1" w:val="04A0"/>
+      </w:tblPr>
+      <w:tblGrid>
+        <w:gridCol w:w="10080"/>
+      </w:tblGrid>
+      <w:tr>
+        <w:tc>
+          <w:tcPr>
+            <w:tcW w:type="dxa" w:w="10080"/>
+            <w:shd w:fill="F7FAFC"/>
+            <w:tcMar>
+              <w:top w:w="100" w:type="dxa"/>
+              <w:bottom w:w="100" w:type="dxa"/>
+              <w:left w:w="150" w:type="dxa"/>
+              <w:right w:w="150" w:type="dxa"/>
+            </w:tcMar>
+          </w:tcPr>
+          <w:p>
+            <w:r>
+              <w:rPr>
+                <w:b/>
+                <w:color w:val="1A365D"/>
+                <w:sz w:val="19"/>
+              </w:rPr>
+              <w:t>Correct Answer: None</w:t>
+              <w:br/>
+            </w:r>
+            <w:r>
+              <w:rPr>
+                <w:color w:val="2D3748"/>
+                <w:sz w:val="18"/>
+              </w:rPr>
+              <w:t>Solution Analysis:</w:t>
+              <w:br/>
+              <w:t>Let y=√(2+\sqrt2+\sqrt2+2cos8θ) We know, 1+cos2A=2cos^2A Therefore, y=√(2+\sqrt2+\sqrt2 · (1+cos8θ)) =√(2+\sqrt2+\sqrt2 · 2cos^2)4θ =√(2+\sqrt2+2cos4θ)=√(2+\sqrt2 · 2cos^2)2θ =√(2+2cos2θ)=√(2 · 2cos^2)θ=2cosθ</w:t>
             </w:r>
           </w:p>
         </w:tc>

--- a/data/exports/kcet-trigonometric-ratios-and-identities_revision_notes.docx
+++ b/data/exports/kcet-trigonometric-ratios-and-identities_revision_notes.docx
@@ -13,7 +13,7 @@
           <w:color w:val="1A365D"/>
           <w:sz w:val="44"/>
         </w:rPr>
-        <w:t>JEE MAIN REVISION MASTER: TRIGONOMETRIC RATIOS &amp; IDENTITIES 2026 2 QUESTIONS 3.33% WEIGHTAGE</w:t>
+        <w:t>JEE MAIN REVISION MASTER: TRIGONOMETRIC RATIOS &amp; IDENTITIES</w:t>
       </w:r>
     </w:p>
     <w:p>
@@ -209,7 +209,7 @@
               <w:rPr>
                 <w:sz w:val="19"/>
               </w:rPr>
-              <w:t>11 PYQs</w:t>
+              <w:t>8 PYQs</w:t>
             </w:r>
           </w:p>
         </w:tc>
@@ -254,7 +254,7 @@
                 <w:color w:val="718096"/>
                 <w:sz w:val="19"/>
               </w:rPr>
-              <w:t>Standard</w:t>
+              <w:t>Moderate</w:t>
             </w:r>
           </w:p>
         </w:tc>
@@ -296,7 +296,7 @@
               <w:rPr>
                 <w:sz w:val="19"/>
               </w:rPr>
-              <w:t>1 PYQs</w:t>
+              <w:t>4 PYQs</w:t>
             </w:r>
           </w:p>
         </w:tc>
@@ -526,7 +526,7 @@
                 <w:color w:val="2D3748"/>
                 <w:sz w:val="19"/>
               </w:rPr>
-              <w:t>sin(x+\frac{\pi}{6})+cos(x+\frac{\pi}{6}), \quad sin\frac{5\pi}{12}sin\frac{\pi}{12}, \quad tan1^{\circ}tan2^{\circ}tan3^{\circ}\dotstan89^{\circ}</w:t>
+              <w:t>tan^{4}A+cot^{4}A=, \quad 2sinAsinB=cos(A-B)-cos(A+B), \quad tanA+cotA=2</w:t>
             </w:r>
           </w:p>
         </w:tc>
@@ -572,7 +572,7 @@
                 <w:color w:val="2D3748"/>
                 <w:sz w:val="19"/>
               </w:rPr>
-              <w:t>y=\sqrt{2+\sqrt{2+\sqrt{2+2cos8\theta}}}, \quad \sqrt{2+\sqrt{2+\sqrt{2+2cos8\theta}}}=</w:t>
+              <w:t>\frac{\pi}{32}, \quad \sqrt{2+\sqrt{2+\sqrt{2+2cos8\theta}}}=, \quad y=\sqrt{2+\sqrt{2+\sqrt{2+2cos8\theta}}}</w:t>
             </w:r>
           </w:p>
         </w:tc>
@@ -650,7 +650,7 @@
           <w:color w:val="2B6CB0"/>
           <w:sz w:val="24"/>
         </w:rPr>
-        <w:t>3.1 Trigonometric Ratio And Identites — Standard Calculations &amp; Problem Archetypes (High Yield — 11 PYQs)</w:t>
+        <w:t>3.1 Trigonometric Ratio And Identites — Standard Calculations &amp; Problem Archetypes (High Yield — 8 PYQs)</w:t>
       </w:r>
     </w:p>
     <w:p>
@@ -773,33 +773,6 @@
           <w:b/>
           <w:sz w:val="18"/>
         </w:rPr>
-        <w:t xml:space="preserve">[2026 Shift] Q#1 (MCQ): </w:t>
-      </w:r>
-      <w:r>
-        <w:rPr>
-          <w:sz w:val="18"/>
-        </w:rPr>
-        <w:t xml:space="preserve">"If α and β are acute angles such that α-β and α+β satisfy the equation tan^2θ-4tanθ+1=0 , t..."  </w:t>
-      </w:r>
-      <w:r>
-        <w:rPr>
-          <w:b/>
-          <w:color w:val="2B6CB0"/>
-          <w:sz w:val="18"/>
-        </w:rPr>
-        <w:t>[Ans: A]</w:t>
-      </w:r>
-    </w:p>
-    <w:p>
-      <w:pPr>
-        <w:pStyle w:val="ListBullet"/>
-        <w:spacing w:after="40"/>
-      </w:pPr>
-      <w:r>
-        <w:rPr>
-          <w:b/>
-          <w:sz w:val="18"/>
-        </w:rPr>
         <w:t xml:space="preserve">[2026 Shift] Q#2 (MCQ): </w:t>
       </w:r>
       <w:r>
@@ -846,6 +819,33 @@
     </w:p>
     <w:p>
       <w:pPr>
+        <w:pStyle w:val="ListBullet"/>
+        <w:spacing w:after="40"/>
+      </w:pPr>
+      <w:r>
+        <w:rPr>
+          <w:b/>
+          <w:sz w:val="18"/>
+        </w:rPr>
+        <w:t xml:space="preserve">[2022 Shift] Q#2 (MCQ): </w:t>
+      </w:r>
+      <w:r>
+        <w:rPr>
+          <w:sz w:val="18"/>
+        </w:rPr>
+        <w:t xml:space="preserve">"The value of sin(5π / 12)sin(π / 12) is..."  </w:t>
+      </w:r>
+      <w:r>
+        <w:rPr>
+          <w:b/>
+          <w:color w:val="2B6CB0"/>
+          <w:sz w:val="18"/>
+        </w:rPr>
+        <w:t>[Ans: N/A]</w:t>
+      </w:r>
+    </w:p>
+    <w:p>
+      <w:pPr>
         <w:spacing w:after="120"/>
       </w:pPr>
     </w:p>
@@ -858,7 +858,7 @@
           <w:color w:val="2B6CB0"/>
           <w:sz w:val="24"/>
         </w:rPr>
-        <w:t>3.2 Trigonometric Ratio And Identites — Core Principles &amp; Governing Laws (Standard Yield — 1 PYQs)</w:t>
+        <w:t>3.2 Trigonometric Ratio And Identites — Core Principles &amp; Governing Laws (Moderate Yield — 4 PYQs)</w:t>
       </w:r>
     </w:p>
     <w:p>
@@ -969,6 +969,60 @@
           <w:sz w:val="19"/>
         </w:rPr>
         <w:t>Source PYQs testing this concept:</w:t>
+      </w:r>
+    </w:p>
+    <w:p>
+      <w:pPr>
+        <w:pStyle w:val="ListBullet"/>
+        <w:spacing w:after="40"/>
+      </w:pPr>
+      <w:r>
+        <w:rPr>
+          <w:b/>
+          <w:sz w:val="18"/>
+        </w:rPr>
+        <w:t xml:space="preserve">[2026 Shift] Q#1 (MCQ): </w:t>
+      </w:r>
+      <w:r>
+        <w:rPr>
+          <w:sz w:val="18"/>
+        </w:rPr>
+        <w:t xml:space="preserve">"If α and β are acute angles such that α-β and α+β satisfy the equation tan^2θ-4tanθ+1=0 , t..."  </w:t>
+      </w:r>
+      <w:r>
+        <w:rPr>
+          <w:b/>
+          <w:color w:val="2B6CB0"/>
+          <w:sz w:val="18"/>
+        </w:rPr>
+        <w:t>[Ans: A]</w:t>
+      </w:r>
+    </w:p>
+    <w:p>
+      <w:pPr>
+        <w:pStyle w:val="ListBullet"/>
+        <w:spacing w:after="40"/>
+      </w:pPr>
+      <w:r>
+        <w:rPr>
+          <w:b/>
+          <w:sz w:val="18"/>
+        </w:rPr>
+        <w:t xml:space="preserve">[2022 Shift] Q#1 (MCQ): </w:t>
+      </w:r>
+      <w:r>
+        <w:rPr>
+          <w:sz w:val="18"/>
+        </w:rPr>
+        <w:t xml:space="preserve">"The degree measure of (π / 32) is equal to..."  </w:t>
+      </w:r>
+      <w:r>
+        <w:rPr>
+          <w:b/>
+          <w:color w:val="2B6CB0"/>
+          <w:sz w:val="18"/>
+        </w:rPr>
+        <w:t>[Ans: N/A]</w:t>
       </w:r>
     </w:p>
     <w:p>
@@ -1302,7 +1356,130 @@
           <w:color w:val="1A365D"/>
           <w:sz w:val="22"/>
         </w:rPr>
-        <w:t>Benchmark Problem 2: KCET 2025 (Q#3)</w:t>
+        <w:t>Benchmark Problem 2: KCET 2026 (Q#2)</w:t>
+      </w:r>
+    </w:p>
+    <w:p>
+      <w:pPr>
+        <w:spacing w:after="80"/>
+      </w:pPr>
+      <w:r>
+        <w:rPr>
+          <w:sz w:val="20"/>
+        </w:rPr>
+        <w:t>The maximum value of sin(x+(π / 6))+cos(x+(π / 6)) is attained at x=</w:t>
+      </w:r>
+    </w:p>
+    <w:p>
+      <w:pPr>
+        <w:pStyle w:val="ListBullet"/>
+        <w:spacing w:after="20"/>
+      </w:pPr>
+      <w:r>
+        <w:rPr>
+          <w:sz w:val="19"/>
+        </w:rPr>
+        <w:t>(A) (π / 2)</w:t>
+      </w:r>
+    </w:p>
+    <w:p>
+      <w:pPr>
+        <w:pStyle w:val="ListBullet"/>
+        <w:spacing w:after="20"/>
+      </w:pPr>
+      <w:r>
+        <w:rPr>
+          <w:sz w:val="19"/>
+        </w:rPr>
+        <w:t>(B) (π / 4)</w:t>
+      </w:r>
+    </w:p>
+    <w:p>
+      <w:pPr>
+        <w:pStyle w:val="ListBullet"/>
+        <w:spacing w:after="20"/>
+      </w:pPr>
+      <w:r>
+        <w:rPr>
+          <w:sz w:val="19"/>
+        </w:rPr>
+        <w:t>(C) (π / 6)</w:t>
+      </w:r>
+    </w:p>
+    <w:p>
+      <w:pPr>
+        <w:pStyle w:val="ListBullet"/>
+        <w:spacing w:after="20"/>
+      </w:pPr>
+      <w:r>
+        <w:rPr>
+          <w:b/>
+          <w:color w:val="276749"/>
+          <w:sz w:val="19"/>
+        </w:rPr>
+        <w:t>(D) (π / 12)</w:t>
+      </w:r>
+    </w:p>
+    <w:tbl>
+      <w:tblPr>
+        <w:tblW w:type="auto" w:w="0"/>
+        <w:jc w:val="center"/>
+        <w:tblLook w:firstColumn="1" w:firstRow="1" w:lastColumn="0" w:lastRow="0" w:noHBand="0" w:noVBand="1" w:val="04A0"/>
+      </w:tblPr>
+      <w:tblGrid>
+        <w:gridCol w:w="10080"/>
+      </w:tblGrid>
+      <w:tr>
+        <w:tc>
+          <w:tcPr>
+            <w:tcW w:type="dxa" w:w="10080"/>
+            <w:shd w:fill="F7FAFC"/>
+            <w:tcMar>
+              <w:top w:w="100" w:type="dxa"/>
+              <w:bottom w:w="100" w:type="dxa"/>
+              <w:left w:w="150" w:type="dxa"/>
+              <w:right w:w="150" w:type="dxa"/>
+            </w:tcMar>
+          </w:tcPr>
+          <w:p>
+            <w:r>
+              <w:rPr>
+                <w:b/>
+                <w:color w:val="1A365D"/>
+                <w:sz w:val="19"/>
+              </w:rPr>
+              <w:t>Correct Answer: D</w:t>
+              <w:br/>
+            </w:r>
+            <w:r>
+              <w:rPr>
+                <w:color w:val="2D3748"/>
+                <w:sz w:val="18"/>
+              </w:rPr>
+              <w:t>Solution Analysis:</w:t>
+              <w:br/>
+              <w:t>Let y=x+(π / 6) Then the expression becomes siny+cosy We know that siny+cosy=√(2)sin(y+(π / 4)) The maximum value of sin(y+(π / 4)) is 1 . So the maximum value is attained when y+(π / 4)=(π / 2) This gives y=(π / 4) Now substitute back: x+(π / 6)=(π / 4) x=(π / 4)-(π / 6) x=(3π-2π / 12) x=(π / 12) So the correct option is (π / 12) Option D.</w:t>
+            </w:r>
+          </w:p>
+        </w:tc>
+      </w:tr>
+    </w:tbl>
+    <w:p>
+      <w:pPr>
+        <w:spacing w:after="120"/>
+      </w:pPr>
+    </w:p>
+    <w:p>
+      <w:pPr>
+        <w:spacing w:before="160" w:after="40"/>
+      </w:pPr>
+      <w:r>
+        <w:rPr>
+          <w:b/>
+          <w:color w:val="1A365D"/>
+          <w:sz w:val="22"/>
+        </w:rPr>
+        <w:t>Benchmark Problem 3: KCET 2025 (Q#3)</w:t>
       </w:r>
     </w:p>
     <w:p>
@@ -1403,127 +1580,6 @@
               <w:t>Solution Analysis:</w:t>
               <w:br/>
               <w:t>Let’s check each identity: Option A: cos5π=cos(π+4π)=-1,cos4π=1 These are not equal, so A is false. Option B: sin2π=0,sin(-2π)=-sin2π=0 Option C: sin4π=0,sin6π=0 Option D: tan45°=1,tan(-315°)=tan(45°)=1 Only Option A fails, so the incorrect statement is Option A.</w:t>
-            </w:r>
-          </w:p>
-        </w:tc>
-      </w:tr>
-    </w:tbl>
-    <w:p>
-      <w:pPr>
-        <w:spacing w:after="120"/>
-      </w:pPr>
-    </w:p>
-    <w:p>
-      <w:pPr>
-        <w:spacing w:before="160" w:after="40"/>
-      </w:pPr>
-      <w:r>
-        <w:rPr>
-          <w:b/>
-          <w:color w:val="1A365D"/>
-          <w:sz w:val="22"/>
-        </w:rPr>
-        <w:t>Benchmark Problem 3: KCET 2022 (Q#3)</w:t>
-      </w:r>
-    </w:p>
-    <w:p>
-      <w:pPr>
-        <w:spacing w:after="80"/>
-      </w:pPr>
-      <w:r>
-        <w:rPr>
-          <w:sz w:val="20"/>
-        </w:rPr>
-        <w:t>√(2+\sqrt2+\sqrt2+2cos8θ)=</w:t>
-      </w:r>
-    </w:p>
-    <w:p>
-      <w:pPr>
-        <w:pStyle w:val="ListBullet"/>
-        <w:spacing w:after="20"/>
-      </w:pPr>
-      <w:r>
-        <w:rPr>
-          <w:sz w:val="19"/>
-        </w:rPr>
-        <w:t>(A) sin2θ</w:t>
-      </w:r>
-    </w:p>
-    <w:p>
-      <w:pPr>
-        <w:pStyle w:val="ListBullet"/>
-        <w:spacing w:after="20"/>
-      </w:pPr>
-      <w:r>
-        <w:rPr>
-          <w:sz w:val="19"/>
-        </w:rPr>
-        <w:t>(B) 2cosθ</w:t>
-      </w:r>
-    </w:p>
-    <w:p>
-      <w:pPr>
-        <w:pStyle w:val="ListBullet"/>
-        <w:spacing w:after="20"/>
-      </w:pPr>
-      <w:r>
-        <w:rPr>
-          <w:sz w:val="19"/>
-        </w:rPr>
-        <w:t>(C) 2sinθ</w:t>
-      </w:r>
-    </w:p>
-    <w:p>
-      <w:pPr>
-        <w:pStyle w:val="ListBullet"/>
-        <w:spacing w:after="20"/>
-      </w:pPr>
-      <w:r>
-        <w:rPr>
-          <w:sz w:val="19"/>
-        </w:rPr>
-        <w:t>(D) 2cos(θ / 2)</w:t>
-      </w:r>
-    </w:p>
-    <w:tbl>
-      <w:tblPr>
-        <w:tblW w:type="auto" w:w="0"/>
-        <w:jc w:val="center"/>
-        <w:tblLook w:firstColumn="1" w:firstRow="1" w:lastColumn="0" w:lastRow="0" w:noHBand="0" w:noVBand="1" w:val="04A0"/>
-      </w:tblPr>
-      <w:tblGrid>
-        <w:gridCol w:w="10080"/>
-      </w:tblGrid>
-      <w:tr>
-        <w:tc>
-          <w:tcPr>
-            <w:tcW w:type="dxa" w:w="10080"/>
-            <w:shd w:fill="F7FAFC"/>
-            <w:tcMar>
-              <w:top w:w="100" w:type="dxa"/>
-              <w:bottom w:w="100" w:type="dxa"/>
-              <w:left w:w="150" w:type="dxa"/>
-              <w:right w:w="150" w:type="dxa"/>
-            </w:tcMar>
-          </w:tcPr>
-          <w:p>
-            <w:r>
-              <w:rPr>
-                <w:b/>
-                <w:color w:val="1A365D"/>
-                <w:sz w:val="19"/>
-              </w:rPr>
-              <w:t>Correct Answer: None</w:t>
-              <w:br/>
-            </w:r>
-            <w:r>
-              <w:rPr>
-                <w:color w:val="2D3748"/>
-                <w:sz w:val="18"/>
-              </w:rPr>
-              <w:t>Solution Analysis:</w:t>
-              <w:br/>
-              <w:t>Let y=√(2+\sqrt2+\sqrt2+2cos8θ) We know, 1+cos2A=2cos^2A Therefore, y=√(2+\sqrt2+\sqrt2 · (1+cos8θ)) =√(2+\sqrt2+\sqrt2 · 2cos^2)4θ =√(2+\sqrt2+2cos4θ)=√(2+\sqrt2 · 2cos^2)2θ =√(2+2cos2θ)=√(2 · 2cos^2)θ=2cosθ</w:t>
             </w:r>
           </w:p>
         </w:tc>

--- a/data/exports/kcet-trigonometric-ratios-and-identities_revision_notes.docx
+++ b/data/exports/kcet-trigonometric-ratios-and-identities_revision_notes.docx
@@ -189,7 +189,7 @@
                 <w:color w:val="2D3748"/>
                 <w:sz w:val="19"/>
               </w:rPr>
-              <w:t>Trigonometric Ratio And Identites — Standard Calculations &amp; Problem Archetypes</w:t>
+              <w:t>Compound, Multiple &amp; Submultiple Angles</w:t>
             </w:r>
           </w:p>
         </w:tc>
@@ -209,7 +209,7 @@
               <w:rPr>
                 <w:sz w:val="19"/>
               </w:rPr>
-              <w:t>8 PYQs</w:t>
+              <w:t>13 PYQs</w:t>
             </w:r>
           </w:p>
         </w:tc>
@@ -230,181 +230,7 @@
                 <w:color w:val="718096"/>
                 <w:sz w:val="19"/>
               </w:rPr>
-              <w:t>Quantitative Analysis</w:t>
-            </w:r>
-          </w:p>
-        </w:tc>
-      </w:tr>
-      <w:tr>
-        <w:tc>
-          <w:tcPr>
-            <w:tcW w:type="dxa" w:w="2160"/>
-            <w:shd w:fill="FFFFFF"/>
-            <w:tcMar>
-              <w:top w:w="80" w:type="dxa"/>
-              <w:bottom w:w="80" w:type="dxa"/>
-              <w:left w:w="150" w:type="dxa"/>
-              <w:right w:w="150" w:type="dxa"/>
-            </w:tcMar>
-          </w:tcPr>
-          <w:p>
-            <w:r>
-              <w:rPr>
-                <w:b/>
-                <w:color w:val="718096"/>
-                <w:sz w:val="19"/>
-              </w:rPr>
-              <w:t>Moderate</w:t>
-            </w:r>
-          </w:p>
-        </w:tc>
-        <w:tc>
-          <w:tcPr>
-            <w:tcW w:type="dxa" w:w="4320"/>
-            <w:shd w:fill="FFFFFF"/>
-            <w:tcMar>
-              <w:top w:w="80" w:type="dxa"/>
-              <w:bottom w:w="80" w:type="dxa"/>
-              <w:left w:w="150" w:type="dxa"/>
-              <w:right w:w="150" w:type="dxa"/>
-            </w:tcMar>
-          </w:tcPr>
-          <w:p>
-            <w:r>
-              <w:rPr>
-                <w:b/>
-                <w:color w:val="2D3748"/>
-                <w:sz w:val="19"/>
-              </w:rPr>
-              <w:t>Trigonometric Ratio And Identites — Core Principles &amp; Governing Laws</w:t>
-            </w:r>
-          </w:p>
-        </w:tc>
-        <w:tc>
-          <w:tcPr>
-            <w:tcW w:type="dxa" w:w="1728"/>
-            <w:shd w:fill="FFFFFF"/>
-            <w:tcMar>
-              <w:top w:w="80" w:type="dxa"/>
-              <w:bottom w:w="80" w:type="dxa"/>
-              <w:left w:w="150" w:type="dxa"/>
-              <w:right w:w="150" w:type="dxa"/>
-            </w:tcMar>
-          </w:tcPr>
-          <w:p>
-            <w:r>
-              <w:rPr>
-                <w:sz w:val="19"/>
-              </w:rPr>
-              <w:t>4 PYQs</w:t>
-            </w:r>
-          </w:p>
-        </w:tc>
-        <w:tc>
-          <w:tcPr>
-            <w:tcW w:type="dxa" w:w="1872"/>
-            <w:shd w:fill="FFFFFF"/>
-            <w:tcMar>
-              <w:top w:w="80" w:type="dxa"/>
-              <w:bottom w:w="80" w:type="dxa"/>
-              <w:left w:w="150" w:type="dxa"/>
-              <w:right w:w="150" w:type="dxa"/>
-            </w:tcMar>
-          </w:tcPr>
-          <w:p>
-            <w:r>
-              <w:rPr>
-                <w:color w:val="718096"/>
-                <w:sz w:val="19"/>
-              </w:rPr>
-              <w:t>Core Principle</w:t>
-            </w:r>
-          </w:p>
-        </w:tc>
-      </w:tr>
-      <w:tr>
-        <w:tc>
-          <w:tcPr>
-            <w:tcW w:type="dxa" w:w="2160"/>
-            <w:shd w:fill="F7FAFC"/>
-            <w:tcMar>
-              <w:top w:w="80" w:type="dxa"/>
-              <w:bottom w:w="80" w:type="dxa"/>
-              <w:left w:w="150" w:type="dxa"/>
-              <w:right w:w="150" w:type="dxa"/>
-            </w:tcMar>
-          </w:tcPr>
-          <w:p>
-            <w:r>
-              <w:rPr>
-                <w:b/>
-                <w:color w:val="718096"/>
-                <w:sz w:val="19"/>
-              </w:rPr>
-              <w:t>Standard</w:t>
-            </w:r>
-          </w:p>
-        </w:tc>
-        <w:tc>
-          <w:tcPr>
-            <w:tcW w:type="dxa" w:w="4320"/>
-            <w:shd w:fill="F7FAFC"/>
-            <w:tcMar>
-              <w:top w:w="80" w:type="dxa"/>
-              <w:bottom w:w="80" w:type="dxa"/>
-              <w:left w:w="150" w:type="dxa"/>
-              <w:right w:w="150" w:type="dxa"/>
-            </w:tcMar>
-          </w:tcPr>
-          <w:p>
-            <w:r>
-              <w:rPr>
-                <w:b/>
-                <w:color w:val="2D3748"/>
-                <w:sz w:val="19"/>
-              </w:rPr>
-              <w:t>Trigonometric Ratio And Identites — Applied Cases, Reactions &amp; Traps</w:t>
-            </w:r>
-          </w:p>
-        </w:tc>
-        <w:tc>
-          <w:tcPr>
-            <w:tcW w:type="dxa" w:w="1728"/>
-            <w:shd w:fill="F7FAFC"/>
-            <w:tcMar>
-              <w:top w:w="80" w:type="dxa"/>
-              <w:bottom w:w="80" w:type="dxa"/>
-              <w:left w:w="150" w:type="dxa"/>
-              <w:right w:w="150" w:type="dxa"/>
-            </w:tcMar>
-          </w:tcPr>
-          <w:p>
-            <w:r>
-              <w:rPr>
-                <w:sz w:val="19"/>
-              </w:rPr>
-              <w:t>1 PYQs</w:t>
-            </w:r>
-          </w:p>
-        </w:tc>
-        <w:tc>
-          <w:tcPr>
-            <w:tcW w:type="dxa" w:w="1872"/>
-            <w:shd w:fill="F7FAFC"/>
-            <w:tcMar>
-              <w:top w:w="80" w:type="dxa"/>
-              <w:bottom w:w="80" w:type="dxa"/>
-              <w:left w:w="150" w:type="dxa"/>
-              <w:right w:w="150" w:type="dxa"/>
-            </w:tcMar>
-          </w:tcPr>
-          <w:p>
-            <w:r>
-              <w:rPr>
-                <w:color w:val="718096"/>
-                <w:sz w:val="19"/>
-              </w:rPr>
-              <w:t>Applied Topics</w:t>
+              <w:t>Trigonometric Identities</w:t>
             </w:r>
           </w:p>
         </w:tc>
@@ -504,7 +330,7 @@
                 <w:color w:val="1A365D"/>
                 <w:sz w:val="19"/>
               </w:rPr>
-              <w:t>Trigonometric Ratio And Identites — Standard Calculations &amp; Problem Archetypes</w:t>
+              <w:t>Compound, Multiple &amp; Submultiple Angles</w:t>
             </w:r>
           </w:p>
         </w:tc>
@@ -526,99 +352,7 @@
                 <w:color w:val="2D3748"/>
                 <w:sz w:val="19"/>
               </w:rPr>
-              <w:t>tan^{4}A+cot^{4}A=, \quad 2sinAsinB=cos(A-B)-cos(A+B), \quad tanA+cotA=2</w:t>
-            </w:r>
-          </w:p>
-        </w:tc>
-      </w:tr>
-      <w:tr>
-        <w:tc>
-          <w:tcPr>
-            <w:tcW w:type="dxa" w:w="3600"/>
-            <w:shd w:fill="FFFFFF"/>
-            <w:tcMar>
-              <w:top w:w="100" w:type="dxa"/>
-              <w:bottom w:w="100" w:type="dxa"/>
-              <w:left w:w="150" w:type="dxa"/>
-              <w:right w:w="150" w:type="dxa"/>
-            </w:tcMar>
-          </w:tcPr>
-          <w:p>
-            <w:r>
-              <w:rPr>
-                <w:b/>
-                <w:color w:val="1A365D"/>
-                <w:sz w:val="19"/>
-              </w:rPr>
-              <w:t>Trigonometric Ratio And Identites — Core Principles &amp; Governing Laws</w:t>
-            </w:r>
-          </w:p>
-        </w:tc>
-        <w:tc>
-          <w:tcPr>
-            <w:tcW w:type="dxa" w:w="6480"/>
-            <w:shd w:fill="FFFFFF"/>
-            <w:tcMar>
-              <w:top w:w="100" w:type="dxa"/>
-              <w:bottom w:w="100" w:type="dxa"/>
-              <w:left w:w="150" w:type="dxa"/>
-              <w:right w:w="150" w:type="dxa"/>
-            </w:tcMar>
-          </w:tcPr>
-          <w:p>
-            <w:r>
-              <w:rPr>
-                <w:rFonts w:ascii="Cambria Math" w:hAnsi="Cambria Math"/>
-                <w:color w:val="2D3748"/>
-                <w:sz w:val="19"/>
-              </w:rPr>
-              <w:t>\frac{\pi}{32}, \quad \sqrt{2+\sqrt{2+\sqrt{2+2cos8\theta}}}=, \quad y=\sqrt{2+\sqrt{2+\sqrt{2+2cos8\theta}}}</w:t>
-            </w:r>
-          </w:p>
-        </w:tc>
-      </w:tr>
-      <w:tr>
-        <w:tc>
-          <w:tcPr>
-            <w:tcW w:type="dxa" w:w="3600"/>
-            <w:shd w:fill="F7FAFC"/>
-            <w:tcMar>
-              <w:top w:w="100" w:type="dxa"/>
-              <w:bottom w:w="100" w:type="dxa"/>
-              <w:left w:w="150" w:type="dxa"/>
-              <w:right w:w="150" w:type="dxa"/>
-            </w:tcMar>
-          </w:tcPr>
-          <w:p>
-            <w:r>
-              <w:rPr>
-                <w:b/>
-                <w:color w:val="1A365D"/>
-                <w:sz w:val="19"/>
-              </w:rPr>
-              <w:t>Trigonometric Ratio And Identites — Applied Cases, Reactions &amp; Traps</w:t>
-            </w:r>
-          </w:p>
-        </w:tc>
-        <w:tc>
-          <w:tcPr>
-            <w:tcW w:type="dxa" w:w="6480"/>
-            <w:shd w:fill="F7FAFC"/>
-            <w:tcMar>
-              <w:top w:w="100" w:type="dxa"/>
-              <w:bottom w:w="100" w:type="dxa"/>
-              <w:left w:w="150" w:type="dxa"/>
-              <w:right w:w="150" w:type="dxa"/>
-            </w:tcMar>
-          </w:tcPr>
-          <w:p>
-            <w:r>
-              <w:rPr>
-                <w:rFonts w:ascii="Cambria Math" w:hAnsi="Cambria Math"/>
-                <w:color w:val="2D3748"/>
-                <w:sz w:val="19"/>
-              </w:rPr>
-              <w:t>cos5\pi=cos(\pi+4\pi)=-1,cos4\pi=1, \quad sin2\pi=0,sin(-2\pi)=-sin2\pi=0</w:t>
+              <w:t>\\sin 18^\\circ = \frac{\sqrt{5}-1}{4}, \quad \\cos 36^\\circ = \frac{\sqrt{5}+1}{4}, \quad \tan(A+B+C) = \frac{S_1 - S_3}{1 - S_2}</w:t>
             </w:r>
           </w:p>
         </w:tc>
@@ -650,7 +384,7 @@
           <w:color w:val="2B6CB0"/>
           <w:sz w:val="24"/>
         </w:rPr>
-        <w:t>3.1 Trigonometric Ratio And Identites — Standard Calculations &amp; Problem Archetypes (High Yield — 8 PYQs)</w:t>
+        <w:t>3.1 Compound, Multiple &amp; Submultiple Angles (High Yield — 13 PYQs)</w:t>
       </w:r>
     </w:p>
     <w:p>
@@ -665,7 +399,7 @@
         <w:rPr>
           <w:sz w:val="20"/>
         </w:rPr>
-        <w:t>Quantitative numerical problem-solving techniques and standard question patterns frequently seen in Trigonometric Ratio And Identites.</w:t>
+        <w:t>Core identities: sin 2θ = 2sinθcosθ = (2tanθ / 1+tan^2θ), cos 2θ = cos^2θ - sin^2θ = 2cos^2θ - 1 = 1 - 2sin^2θ = (1-tan^2θ / 1+tan^2θ). Standard angle values: sin 15° = cos 75° = \frac√(6)-√(2)4, cos 15° = sin 75° = \frac√(6)+√(2)4, sin 18° = \frac√(5)-14.</w:t>
       </w:r>
     </w:p>
     <w:tbl>
@@ -703,7 +437,7 @@
                 <w:color w:val="2D3748"/>
                 <w:sz w:val="19"/>
               </w:rPr>
-              <w:t>Watch for algebraic rounding, stoichiometric balancing, and boundary condition checks.</w:t>
+              <w:t>Watch for signs in different quadrants: ASTC rule (All, Sin, Tan, Cos). In quadrant II, only sine and cosecant are positive.</w:t>
             </w:r>
           </w:p>
         </w:tc>
@@ -744,215 +478,7 @@
                 <w:color w:val="2D3748"/>
                 <w:sz w:val="19"/>
               </w:rPr>
-              <w:t>Dimensional consistency checks and ratio comparisons can quickly eliminate incorrect options.</w:t>
-            </w:r>
-          </w:p>
-        </w:tc>
-      </w:tr>
-    </w:tbl>
-    <w:p>
-      <w:pPr>
-        <w:spacing w:before="120" w:after="40"/>
-      </w:pPr>
-      <w:r>
-        <w:rPr>
-          <w:b/>
-          <w:color w:val="1A365D"/>
-          <w:sz w:val="19"/>
-        </w:rPr>
-        <w:t>Source PYQs testing this concept:</w:t>
-      </w:r>
-    </w:p>
-    <w:p>
-      <w:pPr>
-        <w:pStyle w:val="ListBullet"/>
-        <w:spacing w:after="40"/>
-      </w:pPr>
-      <w:r>
-        <w:rPr>
-          <w:b/>
-          <w:sz w:val="18"/>
-        </w:rPr>
-        <w:t xml:space="preserve">[2026 Shift] Q#2 (MCQ): </w:t>
-      </w:r>
-      <w:r>
-        <w:rPr>
-          <w:sz w:val="18"/>
-        </w:rPr>
-        <w:t xml:space="preserve">"The maximum value of sin(x+(π / 6))+cos(x+(π / 6)) is attained at x=..."  </w:t>
-      </w:r>
-      <w:r>
-        <w:rPr>
-          <w:b/>
-          <w:color w:val="2B6CB0"/>
-          <w:sz w:val="18"/>
-        </w:rPr>
-        <w:t>[Ans: D]</w:t>
-      </w:r>
-    </w:p>
-    <w:p>
-      <w:pPr>
-        <w:pStyle w:val="ListBullet"/>
-        <w:spacing w:after="40"/>
-      </w:pPr>
-      <w:r>
-        <w:rPr>
-          <w:b/>
-          <w:sz w:val="18"/>
-        </w:rPr>
-        <w:t xml:space="preserve">[2025 Shift] Q#4 (MCQ): </w:t>
-      </w:r>
-      <w:r>
-        <w:rPr>
-          <w:sz w:val="18"/>
-        </w:rPr>
-        <w:t xml:space="preserve">"The minimum value of 1-sinx is..."  </w:t>
-      </w:r>
-      <w:r>
-        <w:rPr>
-          <w:b/>
-          <w:color w:val="2B6CB0"/>
-          <w:sz w:val="18"/>
-        </w:rPr>
-        <w:t>[Ans: N/A]</w:t>
-      </w:r>
-    </w:p>
-    <w:p>
-      <w:pPr>
-        <w:pStyle w:val="ListBullet"/>
-        <w:spacing w:after="40"/>
-      </w:pPr>
-      <w:r>
-        <w:rPr>
-          <w:b/>
-          <w:sz w:val="18"/>
-        </w:rPr>
-        <w:t xml:space="preserve">[2022 Shift] Q#2 (MCQ): </w:t>
-      </w:r>
-      <w:r>
-        <w:rPr>
-          <w:sz w:val="18"/>
-        </w:rPr>
-        <w:t xml:space="preserve">"The value of sin(5π / 12)sin(π / 12) is..."  </w:t>
-      </w:r>
-      <w:r>
-        <w:rPr>
-          <w:b/>
-          <w:color w:val="2B6CB0"/>
-          <w:sz w:val="18"/>
-        </w:rPr>
-        <w:t>[Ans: N/A]</w:t>
-      </w:r>
-    </w:p>
-    <w:p>
-      <w:pPr>
-        <w:spacing w:after="120"/>
-      </w:pPr>
-    </w:p>
-    <w:p>
-      <w:pPr>
-        <w:pStyle w:val="Heading2"/>
-      </w:pPr>
-      <w:r>
-        <w:rPr>
-          <w:color w:val="2B6CB0"/>
-          <w:sz w:val="24"/>
-        </w:rPr>
-        <w:t>3.2 Trigonometric Ratio And Identites — Core Principles &amp; Governing Laws (Moderate Yield — 4 PYQs)</w:t>
-      </w:r>
-    </w:p>
-    <w:p>
-      <w:r>
-        <w:rPr>
-          <w:b/>
-          <w:sz w:val="20"/>
-        </w:rPr>
-        <w:t xml:space="preserve">Core Principle: </w:t>
-      </w:r>
-      <w:r>
-        <w:rPr>
-          <w:sz w:val="20"/>
-        </w:rPr>
-        <w:t>Fundamental definitions, core postulates, and governing physical/chemical relations in Trigonometric Ratio And Identites.</w:t>
-      </w:r>
-    </w:p>
-    <w:tbl>
-      <w:tblPr>
-        <w:tblW w:type="auto" w:w="0"/>
-        <w:jc w:val="center"/>
-        <w:tblLook w:firstColumn="1" w:firstRow="1" w:lastColumn="0" w:lastRow="0" w:noHBand="0" w:noVBand="1" w:val="04A0"/>
-      </w:tblPr>
-      <w:tblGrid>
-        <w:gridCol w:w="10080"/>
-      </w:tblGrid>
-      <w:tr>
-        <w:tc>
-          <w:tcPr>
-            <w:tcW w:type="dxa" w:w="10080"/>
-            <w:shd w:fill="FFF5F5"/>
-            <w:tcMar>
-              <w:top w:w="100" w:type="dxa"/>
-              <w:bottom w:w="100" w:type="dxa"/>
-              <w:left w:w="150" w:type="dxa"/>
-              <w:right w:w="150" w:type="dxa"/>
-            </w:tcMar>
-          </w:tcPr>
-          <w:p>
-            <w:r>
-              <w:rPr>
-                <w:b/>
-                <w:color w:val="C53030"/>
-                <w:sz w:val="19"/>
-              </w:rPr>
-              <w:t xml:space="preserve">⚠️ Common Trap / JEE Pitfall: </w:t>
-            </w:r>
-            <w:r>
-              <w:rPr>
-                <w:color w:val="2D3748"/>
-                <w:sz w:val="19"/>
-              </w:rPr>
-              <w:t>Carefully verify units, standard reference states, and sign conventions in Trigonometric Ratio And Identites.</w:t>
-            </w:r>
-          </w:p>
-        </w:tc>
-      </w:tr>
-    </w:tbl>
-    <w:tbl>
-      <w:tblPr>
-        <w:tblW w:type="auto" w:w="0"/>
-        <w:jc w:val="center"/>
-        <w:tblLook w:firstColumn="1" w:firstRow="1" w:lastColumn="0" w:lastRow="0" w:noHBand="0" w:noVBand="1" w:val="04A0"/>
-      </w:tblPr>
-      <w:tblGrid>
-        <w:gridCol w:w="10080"/>
-      </w:tblGrid>
-      <w:tr>
-        <w:tc>
-          <w:tcPr>
-            <w:tcW w:type="dxa" w:w="10080"/>
-            <w:shd w:fill="F0FFF4"/>
-            <w:tcMar>
-              <w:top w:w="100" w:type="dxa"/>
-              <w:bottom w:w="100" w:type="dxa"/>
-              <w:left w:w="150" w:type="dxa"/>
-              <w:right w:w="150" w:type="dxa"/>
-            </w:tcMar>
-          </w:tcPr>
-          <w:p>
-            <w:r>
-              <w:rPr>
-                <w:b/>
-                <w:color w:val="276749"/>
-                <w:sz w:val="19"/>
-              </w:rPr>
-              <w:t xml:space="preserve">💡 Speed Hack / Trick: </w:t>
-            </w:r>
-            <w:r>
-              <w:rPr>
-                <w:color w:val="2D3748"/>
-                <w:sz w:val="19"/>
-              </w:rPr>
-              <w:t>Focus on high-yield formulas and standard limiting approximations tested in Trigonometric Ratio And Identites PYQs.</w:t>
+              <w:t>If A + B + C = 180°, then tan A + tan B + tan C = tan A tan B tan C.</w:t>
             </w:r>
           </w:p>
         </w:tc>
@@ -1008,13 +534,13 @@
           <w:b/>
           <w:sz w:val="18"/>
         </w:rPr>
-        <w:t xml:space="preserve">[2022 Shift] Q#1 (MCQ): </w:t>
+        <w:t xml:space="preserve">[2026 Shift] Q#2 (MCQ): </w:t>
       </w:r>
       <w:r>
         <w:rPr>
           <w:sz w:val="18"/>
         </w:rPr>
-        <w:t xml:space="preserve">"The degree measure of (π / 32) is equal to..."  </w:t>
+        <w:t xml:space="preserve">"The maximum value of sin(x+(π / 6))+cos(x+(π / 6)) is attained at x=..."  </w:t>
       </w:r>
       <w:r>
         <w:rPr>
@@ -1022,161 +548,7 @@
           <w:color w:val="2B6CB0"/>
           <w:sz w:val="18"/>
         </w:rPr>
-        <w:t>[Ans: N/A]</w:t>
-      </w:r>
-    </w:p>
-    <w:p>
-      <w:pPr>
-        <w:pStyle w:val="ListBullet"/>
-        <w:spacing w:after="40"/>
-      </w:pPr>
-      <w:r>
-        <w:rPr>
-          <w:b/>
-          <w:sz w:val="18"/>
-        </w:rPr>
-        <w:t xml:space="preserve">[2022 Shift] Q#3 (MCQ): </w:t>
-      </w:r>
-      <w:r>
-        <w:rPr>
-          <w:sz w:val="18"/>
-        </w:rPr>
-        <w:t xml:space="preserve">"√(2+\sqrt2+\sqrt2+2cos8θ)=..."  </w:t>
-      </w:r>
-      <w:r>
-        <w:rPr>
-          <w:b/>
-          <w:color w:val="2B6CB0"/>
-          <w:sz w:val="18"/>
-        </w:rPr>
-        <w:t>[Ans: N/A]</w:t>
-      </w:r>
-    </w:p>
-    <w:p>
-      <w:pPr>
-        <w:spacing w:after="120"/>
-      </w:pPr>
-    </w:p>
-    <w:p>
-      <w:pPr>
-        <w:pStyle w:val="Heading2"/>
-      </w:pPr>
-      <w:r>
-        <w:rPr>
-          <w:color w:val="2B6CB0"/>
-          <w:sz w:val="24"/>
-        </w:rPr>
-        <w:t>3.3 Trigonometric Ratio And Identites — Applied Cases, Reactions &amp; Traps (Standard Yield — 1 PYQs)</w:t>
-      </w:r>
-    </w:p>
-    <w:p>
-      <w:r>
-        <w:rPr>
-          <w:b/>
-          <w:sz w:val="20"/>
-        </w:rPr>
-        <w:t xml:space="preserve">Core Principle: </w:t>
-      </w:r>
-      <w:r>
-        <w:rPr>
-          <w:sz w:val="20"/>
-        </w:rPr>
-        <w:t>Special cases, experimental observations, and conceptual traps designed to test deep understanding of Trigonometric Ratio And Identites.</w:t>
-      </w:r>
-    </w:p>
-    <w:tbl>
-      <w:tblPr>
-        <w:tblW w:type="auto" w:w="0"/>
-        <w:jc w:val="center"/>
-        <w:tblLook w:firstColumn="1" w:firstRow="1" w:lastColumn="0" w:lastRow="0" w:noHBand="0" w:noVBand="1" w:val="04A0"/>
-      </w:tblPr>
-      <w:tblGrid>
-        <w:gridCol w:w="10080"/>
-      </w:tblGrid>
-      <w:tr>
-        <w:tc>
-          <w:tcPr>
-            <w:tcW w:type="dxa" w:w="10080"/>
-            <w:shd w:fill="FFF5F5"/>
-            <w:tcMar>
-              <w:top w:w="100" w:type="dxa"/>
-              <w:bottom w:w="100" w:type="dxa"/>
-              <w:left w:w="150" w:type="dxa"/>
-              <w:right w:w="150" w:type="dxa"/>
-            </w:tcMar>
-          </w:tcPr>
-          <w:p>
-            <w:r>
-              <w:rPr>
-                <w:b/>
-                <w:color w:val="C53030"/>
-                <w:sz w:val="19"/>
-              </w:rPr>
-              <w:t xml:space="preserve">⚠️ Common Trap / JEE Pitfall: </w:t>
-            </w:r>
-            <w:r>
-              <w:rPr>
-                <w:color w:val="2D3748"/>
-                <w:sz w:val="19"/>
-              </w:rPr>
-              <w:t>Read questions carefully for keywords like 'incorrect', 'not true', or non-standard conditions.</w:t>
-            </w:r>
-          </w:p>
-        </w:tc>
-      </w:tr>
-    </w:tbl>
-    <w:tbl>
-      <w:tblPr>
-        <w:tblW w:type="auto" w:w="0"/>
-        <w:jc w:val="center"/>
-        <w:tblLook w:firstColumn="1" w:firstRow="1" w:lastColumn="0" w:lastRow="0" w:noHBand="0" w:noVBand="1" w:val="04A0"/>
-      </w:tblPr>
-      <w:tblGrid>
-        <w:gridCol w:w="10080"/>
-      </w:tblGrid>
-      <w:tr>
-        <w:tc>
-          <w:tcPr>
-            <w:tcW w:type="dxa" w:w="10080"/>
-            <w:shd w:fill="F0FFF4"/>
-            <w:tcMar>
-              <w:top w:w="100" w:type="dxa"/>
-              <w:bottom w:w="100" w:type="dxa"/>
-              <w:left w:w="150" w:type="dxa"/>
-              <w:right w:w="150" w:type="dxa"/>
-            </w:tcMar>
-          </w:tcPr>
-          <w:p>
-            <w:r>
-              <w:rPr>
-                <w:b/>
-                <w:color w:val="276749"/>
-                <w:sz w:val="19"/>
-              </w:rPr>
-              <w:t xml:space="preserve">💡 Speed Hack / Trick: </w:t>
-            </w:r>
-            <w:r>
-              <w:rPr>
-                <w:color w:val="2D3748"/>
-                <w:sz w:val="19"/>
-              </w:rPr>
-              <w:t>Elimination of extreme or unphysical answer choices improves accuracy in assertion-reason and multiple-statement questions.</w:t>
-            </w:r>
-          </w:p>
-        </w:tc>
-      </w:tr>
-    </w:tbl>
-    <w:p>
-      <w:pPr>
-        <w:spacing w:before="120" w:after="40"/>
-      </w:pPr>
-      <w:r>
-        <w:rPr>
-          <w:b/>
-          <w:color w:val="1A365D"/>
-          <w:sz w:val="19"/>
-        </w:rPr>
-        <w:t>Source PYQs testing this concept:</w:t>
+        <w:t>[Ans: D]</w:t>
       </w:r>
     </w:p>
     <w:p>
@@ -1336,250 +708,6 @@
               <w:t>Solution Analysis:</w:t>
               <w:br/>
               <w:t>Put x=tanθ . The given equation is tan^2θ-4tanθ+1=0 So, x^2-4x+1=0 Using the quadratic formula, x=\frac4 ± √(16-4)2 x=\frac4 ± 2√(3)2 x=2 ± √(3) Now, tan15°=2-√(3) and tan75°=2+√(3) So the two angles satisfying the equation are 15°and75° Here the angles are α-β and α+β . Since α+β is greater than α-β , α-β=15° and α+β=75° Adding both equations, 2α=90° α=45° Now, α-β=15° 45°-β=15° β=30° So, α=45°,β=30° Hence the correct option is Option A45°,30°</w:t>
-            </w:r>
-          </w:p>
-        </w:tc>
-      </w:tr>
-    </w:tbl>
-    <w:p>
-      <w:pPr>
-        <w:spacing w:after="120"/>
-      </w:pPr>
-    </w:p>
-    <w:p>
-      <w:pPr>
-        <w:spacing w:before="160" w:after="40"/>
-      </w:pPr>
-      <w:r>
-        <w:rPr>
-          <w:b/>
-          <w:color w:val="1A365D"/>
-          <w:sz w:val="22"/>
-        </w:rPr>
-        <w:t>Benchmark Problem 2: KCET 2026 (Q#2)</w:t>
-      </w:r>
-    </w:p>
-    <w:p>
-      <w:pPr>
-        <w:spacing w:after="80"/>
-      </w:pPr>
-      <w:r>
-        <w:rPr>
-          <w:sz w:val="20"/>
-        </w:rPr>
-        <w:t>The maximum value of sin(x+(π / 6))+cos(x+(π / 6)) is attained at x=</w:t>
-      </w:r>
-    </w:p>
-    <w:p>
-      <w:pPr>
-        <w:pStyle w:val="ListBullet"/>
-        <w:spacing w:after="20"/>
-      </w:pPr>
-      <w:r>
-        <w:rPr>
-          <w:sz w:val="19"/>
-        </w:rPr>
-        <w:t>(A) (π / 2)</w:t>
-      </w:r>
-    </w:p>
-    <w:p>
-      <w:pPr>
-        <w:pStyle w:val="ListBullet"/>
-        <w:spacing w:after="20"/>
-      </w:pPr>
-      <w:r>
-        <w:rPr>
-          <w:sz w:val="19"/>
-        </w:rPr>
-        <w:t>(B) (π / 4)</w:t>
-      </w:r>
-    </w:p>
-    <w:p>
-      <w:pPr>
-        <w:pStyle w:val="ListBullet"/>
-        <w:spacing w:after="20"/>
-      </w:pPr>
-      <w:r>
-        <w:rPr>
-          <w:sz w:val="19"/>
-        </w:rPr>
-        <w:t>(C) (π / 6)</w:t>
-      </w:r>
-    </w:p>
-    <w:p>
-      <w:pPr>
-        <w:pStyle w:val="ListBullet"/>
-        <w:spacing w:after="20"/>
-      </w:pPr>
-      <w:r>
-        <w:rPr>
-          <w:b/>
-          <w:color w:val="276749"/>
-          <w:sz w:val="19"/>
-        </w:rPr>
-        <w:t>(D) (π / 12)</w:t>
-      </w:r>
-    </w:p>
-    <w:tbl>
-      <w:tblPr>
-        <w:tblW w:type="auto" w:w="0"/>
-        <w:jc w:val="center"/>
-        <w:tblLook w:firstColumn="1" w:firstRow="1" w:lastColumn="0" w:lastRow="0" w:noHBand="0" w:noVBand="1" w:val="04A0"/>
-      </w:tblPr>
-      <w:tblGrid>
-        <w:gridCol w:w="10080"/>
-      </w:tblGrid>
-      <w:tr>
-        <w:tc>
-          <w:tcPr>
-            <w:tcW w:type="dxa" w:w="10080"/>
-            <w:shd w:fill="F7FAFC"/>
-            <w:tcMar>
-              <w:top w:w="100" w:type="dxa"/>
-              <w:bottom w:w="100" w:type="dxa"/>
-              <w:left w:w="150" w:type="dxa"/>
-              <w:right w:w="150" w:type="dxa"/>
-            </w:tcMar>
-          </w:tcPr>
-          <w:p>
-            <w:r>
-              <w:rPr>
-                <w:b/>
-                <w:color w:val="1A365D"/>
-                <w:sz w:val="19"/>
-              </w:rPr>
-              <w:t>Correct Answer: D</w:t>
-              <w:br/>
-            </w:r>
-            <w:r>
-              <w:rPr>
-                <w:color w:val="2D3748"/>
-                <w:sz w:val="18"/>
-              </w:rPr>
-              <w:t>Solution Analysis:</w:t>
-              <w:br/>
-              <w:t>Let y=x+(π / 6) Then the expression becomes siny+cosy We know that siny+cosy=√(2)sin(y+(π / 4)) The maximum value of sin(y+(π / 4)) is 1 . So the maximum value is attained when y+(π / 4)=(π / 2) This gives y=(π / 4) Now substitute back: x+(π / 6)=(π / 4) x=(π / 4)-(π / 6) x=(3π-2π / 12) x=(π / 12) So the correct option is (π / 12) Option D.</w:t>
-            </w:r>
-          </w:p>
-        </w:tc>
-      </w:tr>
-    </w:tbl>
-    <w:p>
-      <w:pPr>
-        <w:spacing w:after="120"/>
-      </w:pPr>
-    </w:p>
-    <w:p>
-      <w:pPr>
-        <w:spacing w:before="160" w:after="40"/>
-      </w:pPr>
-      <w:r>
-        <w:rPr>
-          <w:b/>
-          <w:color w:val="1A365D"/>
-          <w:sz w:val="22"/>
-        </w:rPr>
-        <w:t>Benchmark Problem 3: KCET 2025 (Q#3)</w:t>
-      </w:r>
-    </w:p>
-    <w:p>
-      <w:pPr>
-        <w:spacing w:after="80"/>
-      </w:pPr>
-      <w:r>
-        <w:rPr>
-          <w:sz w:val="20"/>
-        </w:rPr>
-        <w:t>Which of the following is not correct?</w:t>
-      </w:r>
-    </w:p>
-    <w:p>
-      <w:pPr>
-        <w:pStyle w:val="ListBullet"/>
-        <w:spacing w:after="20"/>
-      </w:pPr>
-      <w:r>
-        <w:rPr>
-          <w:sz w:val="19"/>
-        </w:rPr>
-        <w:t>(A) cos5π=cos4π</w:t>
-      </w:r>
-    </w:p>
-    <w:p>
-      <w:pPr>
-        <w:pStyle w:val="ListBullet"/>
-        <w:spacing w:after="20"/>
-      </w:pPr>
-      <w:r>
-        <w:rPr>
-          <w:sz w:val="19"/>
-        </w:rPr>
-        <w:t>(B) sin2π=sin(-2π)</w:t>
-      </w:r>
-    </w:p>
-    <w:p>
-      <w:pPr>
-        <w:pStyle w:val="ListBullet"/>
-        <w:spacing w:after="20"/>
-      </w:pPr>
-      <w:r>
-        <w:rPr>
-          <w:sz w:val="19"/>
-        </w:rPr>
-        <w:t>(C) sin4π=sin6π</w:t>
-      </w:r>
-    </w:p>
-    <w:p>
-      <w:pPr>
-        <w:pStyle w:val="ListBullet"/>
-        <w:spacing w:after="20"/>
-      </w:pPr>
-      <w:r>
-        <w:rPr>
-          <w:sz w:val="19"/>
-        </w:rPr>
-        <w:t>(D) tan45°=tan(-315°)</w:t>
-      </w:r>
-    </w:p>
-    <w:tbl>
-      <w:tblPr>
-        <w:tblW w:type="auto" w:w="0"/>
-        <w:jc w:val="center"/>
-        <w:tblLook w:firstColumn="1" w:firstRow="1" w:lastColumn="0" w:lastRow="0" w:noHBand="0" w:noVBand="1" w:val="04A0"/>
-      </w:tblPr>
-      <w:tblGrid>
-        <w:gridCol w:w="10080"/>
-      </w:tblGrid>
-      <w:tr>
-        <w:tc>
-          <w:tcPr>
-            <w:tcW w:type="dxa" w:w="10080"/>
-            <w:shd w:fill="F7FAFC"/>
-            <w:tcMar>
-              <w:top w:w="100" w:type="dxa"/>
-              <w:bottom w:w="100" w:type="dxa"/>
-              <w:left w:w="150" w:type="dxa"/>
-              <w:right w:w="150" w:type="dxa"/>
-            </w:tcMar>
-          </w:tcPr>
-          <w:p>
-            <w:r>
-              <w:rPr>
-                <w:b/>
-                <w:color w:val="1A365D"/>
-                <w:sz w:val="19"/>
-              </w:rPr>
-              <w:t>Correct Answer: None</w:t>
-              <w:br/>
-            </w:r>
-            <w:r>
-              <w:rPr>
-                <w:color w:val="2D3748"/>
-                <w:sz w:val="18"/>
-              </w:rPr>
-              <w:t>Solution Analysis:</w:t>
-              <w:br/>
-              <w:t>Let’s check each identity: Option A: cos5π=cos(π+4π)=-1,cos4π=1 These are not equal, so A is false. Option B: sin2π=0,sin(-2π)=-sin2π=0 Option C: sin4π=0,sin6π=0 Option D: tan45°=1,tan(-315°)=tan(45°)=1 Only Option A fails, so the incorrect statement is Option A.</w:t>
             </w:r>
           </w:p>
         </w:tc>
